--- a/docs/D2/D2_QueCay_CapNhat.docx
+++ b/docs/D2/D2_QueCay_CapNhat.docx
@@ -1616,7 +1616,7 @@
         </w:rPr>
       </w:pPr>
       <w:r>
-        <w:t>Thay vì giữ toàn bộ lịch sử trong bộ nhớ, hệ thống duy trì tối đa 1.000 hoạt động mới nhất theo thứ tự thời gian. Khi có hoạt động mới, nếu danh sách vượt giới hạn thì loại bỏ hoạt động cũ nhất. Khi xem, thủ thư lấy tối đa K phần tử từ cuối mới nhất trở về trước; phần lịch sử cũ hơn giới hạn không thuộc phạm vi chức năng.</w:t>
+        <w:t>Định hướng: duy trì nhật ký trong vector, tối đa 1.000 hoạt động. Giao dịch mới được thêm ở cuối; khi vượt giới hạn, xóa hoạt động cũ nhất. Khi truy vấn K mục, đọc từ cuối vector về đầu để trả hoạt động mới nhất trước. Lịch sử cũ hơn giới hạn 1.000 không thuộc phạm vi chức năng.</w:t>
       </w:r>
     </w:p>
     <w:p>
@@ -1734,7 +1734,7 @@
           <w:sz w:val="24"/>
           <w:szCs w:val="24"/>
         </w:rPr>
-        <w:t>Hướng giải quyết: dùng HashTable để tra cứu sách theo bookId. StatisticService ghi nhận lượt mượn, tổng hợp theo cửa sổ N ngày rồi đưa số liệu vào indexed max-heap để lấy Top K. Queue vẫn phục vụ riêng hàng đợi đặt chỗ theo từng sách.</w:t>
+        <w:t>Hướng giải quyết: dùng HashTable để tra cứu sách theo bookId. StatisticService tổng hợp lượt mượn trong cửa sổ N ngày rồi dùng indexed max-heap lấy Top K. Queue FIFO riêng phục vụ hàng đợi đặt chỗ. Nhật ký hoạt động lưu trong vector giới hạn 1.000 mục; khi vượt giới hạn, bỏ mục cũ nhất và lấy K mục mới nhất bằng cách đọc ngược từ cuối.</w:t>
       </w:r>
     </w:p>
     <w:p>
